--- a/chuyenDe/LS/docx/rawl14/Listening/Level2/W14.docx
+++ b/chuyenDe/LS/docx/rawl14/Listening/Level2/W14.docx
@@ -34,11 +34,21 @@
             <ns0:pPr>
               <ns0:pStyle ns0:val="Heading1"/>
             </ns0:pPr>
-            <ns0:bookmarkStart ns0:id="12" ns0:name="section-2-questions-1115"/>
-            <ns0:r>
-              <ns0:t xml:space="preserve">SECTION 2 Questions 11–15</ns0:t>
+            <ns0:bookmarkStart ns0:id="12" ns0:name="section-2-questions-1120"/>
+            <ns0:r>
+              <ns0:t xml:space="preserve">SECTION 2 Questions 11–20</ns0:t>
             </ns0:r>
             <ns0:bookmarkEnd ns0:id="12"/>
+          </ns0:p>
+          <ns0:p>
+            <ns0:pPr>
+              <ns0:pStyle ns0:val="Heading3"/>
+            </ns0:pPr>
+            <ns0:bookmarkStart ns0:id="13" ns0:name="questions-1115"/>
+            <ns0:r>
+              <ns0:t xml:space="preserve">Questions 11–15</ns0:t>
+            </ns0:r>
+            <ns0:bookmarkEnd ns0:id="13"/>
           </ns0:p>
           <ns0:p>
             <ns0:pPr>
@@ -88,59 +98,203 @@
               <ns0:pStyle ns0:val="BodyText"/>
             </ns0:pPr>
             <ns0:r>
+              <ns0:t xml:space="preserve">11. What does the manager say about accommodation?</ns0:t>
+            </ns0:r>
+          </ns0:p>
+          <ns0:p>
+            <ns0:pPr>
+              <ns0:pStyle ns0:val="BodyText"/>
+            </ns0:pPr>
+            <ns0:r>
+              <ns0:t xml:space="preserve">A. The backpackers’ hostel is full.</ns0:t>
+            </ns0:r>
+          </ns0:p>
+          <ns0:p>
+            <ns0:pPr>
+              <ns0:pStyle ns0:val="BodyText"/>
+            </ns0:pPr>
+            <ns0:r>
+              <ns0:t xml:space="preserve">B. The motel is close to the farm.</ns0:t>
+            </ns0:r>
+          </ns0:p>
+          <ns0:p>
+            <ns0:pPr>
+              <ns0:pStyle ns0:val="BodyText"/>
+            </ns0:pPr>
+            <ns0:r>
+              <ns0:t xml:space="preserve">C. The campground is cheap.</ns0:t>
+            </ns0:r>
+          </ns0:p>
+          <ns0:p>
+            <ns0:pPr>
+              <ns0:pStyle ns0:val="BodyText"/>
+            </ns0:pPr>
+            <ns0:r>
+              <ns0:t xml:space="preserve">12. The weather this summer has been</ns0:t>
+            </ns0:r>
+          </ns0:p>
+          <ns0:p>
+            <ns0:pPr>
+              <ns0:pStyle ns0:val="BodyText"/>
+            </ns0:pPr>
+            <ns0:r>
+              <ns0:t xml:space="preserve">A. perfect for growing fruit.</ns0:t>
+            </ns0:r>
+          </ns0:p>
+          <ns0:p>
+            <ns0:pPr>
+              <ns0:pStyle ns0:val="BodyText"/>
+            </ns0:pPr>
+            <ns0:r>
+              <ns0:t xml:space="preserve">B. worse than last year.</ns0:t>
+            </ns0:r>
+          </ns0:p>
+          <ns0:p>
+            <ns0:pPr>
+              <ns0:pStyle ns0:val="BodyText"/>
+            </ns0:pPr>
+            <ns0:r>
+              <ns0:t xml:space="preserve">C. hard to predict accurately.</ns0:t>
+            </ns0:r>
+          </ns0:p>
+          <ns0:p>
+            <ns0:pPr>
+              <ns0:pStyle ns0:val="BodyText"/>
+            </ns0:pPr>
+            <ns0:r>
+              <ns0:t xml:space="preserve">13. The manager says that tractor drivers</ns0:t>
+            </ns0:r>
+          </ns0:p>
+          <ns0:p>
+            <ns0:pPr>
+              <ns0:pStyle ns0:val="BodyText"/>
+            </ns0:pPr>
+            <ns0:r>
+              <ns0:t xml:space="preserve">A. require an appropriate licence.</ns0:t>
+            </ns0:r>
+          </ns0:p>
+          <ns0:p>
+            <ns0:pPr>
+              <ns0:pStyle ns0:val="BodyText"/>
+            </ns0:pPr>
+            <ns0:r>
+              <ns0:t xml:space="preserve">B. need previous orchard experience.</ns0:t>
+            </ns0:r>
+          </ns0:p>
+          <ns0:p>
+            <ns0:pPr>
+              <ns0:pStyle ns0:val="BodyText"/>
+            </ns0:pPr>
+            <ns0:r>
+              <ns0:t xml:space="preserve">C. must be over 18 years old.</ns0:t>
+            </ns0:r>
+          </ns0:p>
+          <ns0:p>
+            <ns0:pPr>
+              <ns0:pStyle ns0:val="BodyText"/>
+            </ns0:pPr>
+            <ns0:r>
+              <ns0:t xml:space="preserve">14. Working inside the shed</ns0:t>
+            </ns0:r>
+          </ns0:p>
+          <ns0:p>
+            <ns0:pPr>
+              <ns0:pStyle ns0:val="BodyText"/>
+            </ns0:pPr>
+            <ns0:r>
+              <ns0:t xml:space="preserve">A. may be rather hot.</ns0:t>
+            </ns0:r>
+          </ns0:p>
+          <ns0:p>
+            <ns0:pPr>
+              <ns0:pStyle ns0:val="BodyText"/>
+            </ns0:pPr>
+            <ns0:r>
+              <ns0:t xml:space="preserve">B. can be noisy at times.</ns0:t>
+            </ns0:r>
+          </ns0:p>
+          <ns0:p>
+            <ns0:pPr>
+              <ns0:pStyle ns0:val="BodyText"/>
+            </ns0:pPr>
+            <ns0:r>
+              <ns0:t xml:space="preserve">C. will often be dirty.</ns0:t>
+            </ns0:r>
+          </ns0:p>
+          <ns0:p>
+            <ns0:pPr>
+              <ns0:pStyle ns0:val="BodyText"/>
+            </ns0:pPr>
+            <ns0:r>
+              <ns0:t xml:space="preserve">15. What final advice does the manager give?</ns0:t>
+            </ns0:r>
+          </ns0:p>
+          <ns0:p>
+            <ns0:pPr>
+              <ns0:pStyle ns0:val="BodyText"/>
+            </ns0:pPr>
+            <ns0:r>
+              <ns0:t xml:space="preserve">A. Eat and drink regularly.</ns0:t>
+            </ns0:r>
+          </ns0:p>
+          <ns0:p>
+            <ns0:pPr>
+              <ns0:pStyle ns0:val="BodyText"/>
+            </ns0:pPr>
+            <ns0:r>
+              <ns0:t xml:space="preserve">B. Try not to damage the trees.</ns0:t>
+            </ns0:r>
+          </ns0:p>
+          <ns0:p>
+            <ns0:pPr>
+              <ns0:pStyle ns0:val="BodyText"/>
+            </ns0:pPr>
+            <ns0:r>
+              <ns0:t xml:space="preserve">C. Leave your phones in a secure location.</ns0:t>
+            </ns0:r>
+          </ns0:p>
+          <ns0:p>
+            <ns0:pPr>
+              <ns0:pStyle ns0:val="Heading3"/>
+            </ns0:pPr>
+            <ns0:bookmarkStart ns0:id="14" ns0:name="questions-1620"/>
+            <ns0:r>
+              <ns0:t xml:space="preserve">Questions 16–20</ns0:t>
+            </ns0:r>
+            <ns0:bookmarkEnd ns0:id="14"/>
+          </ns0:p>
+          <ns0:p>
+            <ns0:pPr>
+              <ns0:pStyle ns0:val="FirstParagraph"/>
+            </ns0:pPr>
+            <ns0:r>
+              <ns0:t xml:space="preserve">Label the map below. Write the correct letter,</ns0:t>
+            </ns0:r>
+            <ns0:r>
+              <ns0:t xml:space="preserve"> </ns0:t>
+            </ns0:r>
+            <ns0:r>
               <ns0:rPr>
                 <ns0:b/>
                 <ns0:bCs/>
               </ns0:rPr>
-              <ns0:t xml:space="preserve">11.</ns0:t>
+              <ns0:t xml:space="preserve">A-I</ns0:t>
+            </ns0:r>
+            <ns0:r>
+              <ns0:t xml:space="preserve">, next to questions</ns0:t>
             </ns0:r>
             <ns0:r>
               <ns0:t xml:space="preserve"> </ns0:t>
             </ns0:r>
-            <ns0:r>
-              <ns0:t xml:space="preserve">What does the manager say about accommodation?</ns0:t>
-            </ns0:r>
-          </ns0:p>
-          <ns0:p>
-            <ns0:pPr>
-              <ns0:pStyle ns0:val="BodyText"/>
-            </ns0:pPr>
-            <ns0:r>
-              <ns0:t xml:space="preserve">A. The backpackers’ hostel is full.</ns0:t>
-            </ns0:r>
-          </ns0:p>
-          <ns0:p>
-            <ns0:pPr>
-              <ns0:pStyle ns0:val="BodyText"/>
-            </ns0:pPr>
-            <ns0:r>
-              <ns0:t xml:space="preserve">B. The motel is close to the farm.</ns0:t>
-            </ns0:r>
-          </ns0:p>
-          <ns0:p>
-            <ns0:pPr>
-              <ns0:pStyle ns0:val="BodyText"/>
-            </ns0:pPr>
-            <ns0:r>
-              <ns0:t xml:space="preserve">C. The campground is cheap.</ns0:t>
-            </ns0:r>
-          </ns0:p>
-          <ns0:p>
-            <ns0:pPr>
-              <ns0:pStyle ns0:val="BodyText"/>
-            </ns0:pPr>
             <ns0:r>
               <ns0:rPr>
                 <ns0:b/>
                 <ns0:bCs/>
               </ns0:rPr>
-              <ns0:t xml:space="preserve">12.</ns0:t>
-            </ns0:r>
-            <ns0:r>
-              <ns0:t xml:space="preserve"> </ns0:t>
-            </ns0:r>
-            <ns0:r>
-              <ns0:t xml:space="preserve">The weather this summer has been</ns0:t>
+              <ns0:t xml:space="preserve">16-20</ns0:t>
+            </ns0:r>
+            <ns0:r>
+              <ns0:t xml:space="preserve">.</ns0:t>
             </ns0:r>
           </ns0:p>
           <ns0:p>
@@ -148,7 +302,11 @@
               <ns0:pStyle ns0:val="BodyText"/>
             </ns0:pPr>
             <ns0:r>
-              <ns0:t xml:space="preserve">A. perfect for growing fruit.</ns0:t>
+              <ns0:rPr>
+                <ns0:i/>
+                <ns0:iCs/>
+              </ns0:rPr>
+              <ns0:t xml:space="preserve">(Xem bản đồ trong tài liệu gốc)</ns0:t>
             </ns0:r>
           </ns0:p>
           <ns0:p>
@@ -156,7 +314,7 @@
               <ns0:pStyle ns0:val="BodyText"/>
             </ns0:pPr>
             <ns0:r>
-              <ns0:t xml:space="preserve">B. worse than last year.</ns0:t>
+              <ns0:t xml:space="preserve">16. Workshop</ns0:t>
             </ns0:r>
           </ns0:p>
           <ns0:p>
@@ -164,7 +322,7 @@
               <ns0:pStyle ns0:val="BodyText"/>
             </ns0:pPr>
             <ns0:r>
-              <ns0:t xml:space="preserve">C. hard to predict accurately.</ns0:t>
+              <ns0:t xml:space="preserve">17. Lunchroom</ns0:t>
             </ns0:r>
           </ns0:p>
           <ns0:p>
@@ -172,17 +330,7 @@
               <ns0:pStyle ns0:val="BodyText"/>
             </ns0:pPr>
             <ns0:r>
-              <ns0:rPr>
-                <ns0:b/>
-                <ns0:bCs/>
-              </ns0:rPr>
-              <ns0:t xml:space="preserve">13.</ns0:t>
-            </ns0:r>
-            <ns0:r>
-              <ns0:t xml:space="preserve"> </ns0:t>
-            </ns0:r>
-            <ns0:r>
-              <ns0:t xml:space="preserve">The manager says that tractor drivers</ns0:t>
+              <ns0:t xml:space="preserve">18. Farm Office</ns0:t>
             </ns0:r>
           </ns0:p>
           <ns0:p>
@@ -190,7 +338,7 @@
               <ns0:pStyle ns0:val="BodyText"/>
             </ns0:pPr>
             <ns0:r>
-              <ns0:t xml:space="preserve">A. require an appropriate licence.</ns0:t>
+              <ns0:t xml:space="preserve">19. First Aid Room</ns0:t>
             </ns0:r>
           </ns0:p>
           <ns0:p>
@@ -198,99 +346,7 @@
               <ns0:pStyle ns0:val="BodyText"/>
             </ns0:pPr>
             <ns0:r>
-              <ns0:t xml:space="preserve">B. need previous orchard experience.</ns0:t>
-            </ns0:r>
-          </ns0:p>
-          <ns0:p>
-            <ns0:pPr>
-              <ns0:pStyle ns0:val="BodyText"/>
-            </ns0:pPr>
-            <ns0:r>
-              <ns0:t xml:space="preserve">C. must be over 18 years old.</ns0:t>
-            </ns0:r>
-          </ns0:p>
-          <ns0:p>
-            <ns0:pPr>
-              <ns0:pStyle ns0:val="BodyText"/>
-            </ns0:pPr>
-            <ns0:r>
-              <ns0:rPr>
-                <ns0:b/>
-                <ns0:bCs/>
-              </ns0:rPr>
-              <ns0:t xml:space="preserve">14.</ns0:t>
-            </ns0:r>
-            <ns0:r>
-              <ns0:t xml:space="preserve"> </ns0:t>
-            </ns0:r>
-            <ns0:r>
-              <ns0:t xml:space="preserve">Working inside the shed</ns0:t>
-            </ns0:r>
-          </ns0:p>
-          <ns0:p>
-            <ns0:pPr>
-              <ns0:pStyle ns0:val="BodyText"/>
-            </ns0:pPr>
-            <ns0:r>
-              <ns0:t xml:space="preserve">A. may be rather hot.</ns0:t>
-            </ns0:r>
-          </ns0:p>
-          <ns0:p>
-            <ns0:pPr>
-              <ns0:pStyle ns0:val="BodyText"/>
-            </ns0:pPr>
-            <ns0:r>
-              <ns0:t xml:space="preserve">B. can be noisy at times.</ns0:t>
-            </ns0:r>
-          </ns0:p>
-          <ns0:p>
-            <ns0:pPr>
-              <ns0:pStyle ns0:val="BodyText"/>
-            </ns0:pPr>
-            <ns0:r>
-              <ns0:t xml:space="preserve">C. will often be dirty.</ns0:t>
-            </ns0:r>
-          </ns0:p>
-          <ns0:p>
-            <ns0:pPr>
-              <ns0:pStyle ns0:val="BodyText"/>
-            </ns0:pPr>
-            <ns0:r>
-              <ns0:rPr>
-                <ns0:b/>
-                <ns0:bCs/>
-              </ns0:rPr>
-              <ns0:t xml:space="preserve">15.</ns0:t>
-            </ns0:r>
-            <ns0:r>
-              <ns0:t xml:space="preserve"> </ns0:t>
-            </ns0:r>
-            <ns0:r>
-              <ns0:t xml:space="preserve">What final advice does the manager give?</ns0:t>
-            </ns0:r>
-          </ns0:p>
-          <ns0:p>
-            <ns0:pPr>
-              <ns0:pStyle ns0:val="BodyText"/>
-            </ns0:pPr>
-            <ns0:r>
-              <ns0:t xml:space="preserve">A. Eat and drink regularly.</ns0:t>
-            </ns0:r>
-          </ns0:p>
-          <ns0:p>
-            <ns0:pPr>
-              <ns0:pStyle ns0:val="BodyText"/>
-            </ns0:pPr>
-            <ns0:r>
-              <ns0:t xml:space="preserve">B. Try not to damage the trees.</ns0:t>
-            </ns0:r>
-          </ns0:p>
-          <ns0:p>
-            <ns0:pPr>
-              <ns0:pStyle ns0:val="BodyText"/>
-            </ns0:pPr>
-            <ns0:r>
-              <ns0:t xml:space="preserve">C. Leave your phones in a secure location.</ns0:t>
+              <ns0:t xml:space="preserve">20. Store Shed</ns0:t>
             </ns0:r>
           </ns0:p>
         </ns0:tc>
@@ -313,123 +369,11 @@
             <ns0:pPr>
               <ns0:pStyle ns0:val="Heading1"/>
             </ns0:pPr>
-            <ns0:bookmarkStart ns0:id="13" ns0:name="section-2-questions-1620"/>
-            <ns0:r>
-              <ns0:t xml:space="preserve">SECTION 2 Questions 16–20</ns0:t>
-            </ns0:r>
-            <ns0:bookmarkEnd ns0:id="13"/>
-          </ns0:p>
-          <ns0:p>
-            <ns0:pPr>
-              <ns0:pStyle ns0:val="FirstParagraph"/>
-            </ns0:pPr>
-            <ns0:r>
-              <ns0:t xml:space="preserve">Label the map below. Write the correct letter,</ns0:t>
-            </ns0:r>
-            <ns0:r>
-              <ns0:t xml:space="preserve"> </ns0:t>
-            </ns0:r>
-            <ns0:r>
-              <ns0:rPr>
-                <ns0:b/>
-                <ns0:bCs/>
-              </ns0:rPr>
-              <ns0:t xml:space="preserve">A-I</ns0:t>
-            </ns0:r>
-            <ns0:r>
-              <ns0:t xml:space="preserve">, next to questions</ns0:t>
-            </ns0:r>
-            <ns0:r>
-              <ns0:t xml:space="preserve"> </ns0:t>
-            </ns0:r>
-            <ns0:r>
-              <ns0:rPr>
-                <ns0:b/>
-                <ns0:bCs/>
-              </ns0:rPr>
-              <ns0:t xml:space="preserve">16-20</ns0:t>
-            </ns0:r>
-            <ns0:r>
-              <ns0:t xml:space="preserve">.</ns0:t>
-            </ns0:r>
-          </ns0:p>
-          <ns0:p>
-            <ns0:pPr>
-              <ns0:pStyle ns0:val="BodyText"/>
-            </ns0:pPr>
-            <ns0:r>
-              <ns0:rPr>
-                <ns0:i/>
-                <ns0:iCs/>
-              </ns0:rPr>
-              <ns0:t xml:space="preserve">(Xem bản đồ trong tài liệu gốc)</ns0:t>
-            </ns0:r>
-          </ns0:p>
-          <ns0:p>
-            <ns0:pPr>
-              <ns0:pStyle ns0:val="BodyText"/>
-            </ns0:pPr>
-            <ns0:r>
-              <ns0:t xml:space="preserve">16. Workshop</ns0:t>
-            </ns0:r>
-          </ns0:p>
-          <ns0:p>
-            <ns0:pPr>
-              <ns0:pStyle ns0:val="BodyText"/>
-            </ns0:pPr>
-            <ns0:r>
-              <ns0:t xml:space="preserve">17. Lunchroom</ns0:t>
-            </ns0:r>
-          </ns0:p>
-          <ns0:p>
-            <ns0:pPr>
-              <ns0:pStyle ns0:val="BodyText"/>
-            </ns0:pPr>
-            <ns0:r>
-              <ns0:t xml:space="preserve">18. Farm Office</ns0:t>
-            </ns0:r>
-          </ns0:p>
-          <ns0:p>
-            <ns0:pPr>
-              <ns0:pStyle ns0:val="BodyText"/>
-            </ns0:pPr>
-            <ns0:r>
-              <ns0:t xml:space="preserve">19. First Aid Room</ns0:t>
-            </ns0:r>
-          </ns0:p>
-          <ns0:p>
-            <ns0:pPr>
-              <ns0:pStyle ns0:val="BodyText"/>
-            </ns0:pPr>
-            <ns0:r>
-              <ns0:t xml:space="preserve">20. Store Shed</ns0:t>
-            </ns0:r>
-          </ns0:p>
-        </ns0:tc>
-      </ns0:tr>
-    </ns0:tbl>
-    <ns0:p/>
-    <ns0:tbl>
-      <ns0:tblPr>
-        <ns0:tblStyle ns0:val="CDListeningSectionContainer"/>
-        <ns0:tblW ns0:type="auto" ns0:w="0"/>
-        <ns0:tblLook ns0:firstRow="0" ns0:lastRow="0" ns0:firstColumn="0" ns0:lastColumn="0" ns0:noHBand="0" ns0:noVBand="0" ns0:val="0000"/>
-      </ns0:tblPr>
-      <ns0:tblGrid>
-        <ns0:gridCol ns0:w="7920"/>
-      </ns0:tblGrid>
-      <ns0:tr>
-        <ns0:tc>
-          <ns0:tcPr/>
-          <ns0:p>
-            <ns0:pPr>
-              <ns0:pStyle ns0:val="Heading1"/>
-            </ns0:pPr>
-            <ns0:bookmarkStart ns0:id="14" ns0:name="section-4-questions-3140"/>
+            <ns0:bookmarkStart ns0:id="15" ns0:name="section-4-questions-3140"/>
             <ns0:r>
               <ns0:t xml:space="preserve">SECTION 4 Questions 31–40</ns0:t>
             </ns0:r>
-            <ns0:bookmarkEnd ns0:id="14"/>
+            <ns0:bookmarkEnd ns0:id="15"/>
           </ns0:p>
           <ns0:p>
             <ns0:pPr>
@@ -489,7 +433,6 @@
           </ns0:p>
           <ns0:p>
             <ns0:pPr>
-              <ns0:pStyle ns0:val="Compact"/>
               <ns0:numPr>
                 <ns0:ilvl ns0:val="0"/>
                 <ns0:numId ns0:val="1001"/>
@@ -501,7 +444,6 @@
           </ns0:p>
           <ns0:p>
             <ns0:pPr>
-              <ns0:pStyle ns0:val="Compact"/>
               <ns0:numPr>
                 <ns0:ilvl ns0:val="0"/>
                 <ns0:numId ns0:val="1001"/>
@@ -518,18 +460,14 @@
                 <ns0:b/>
                 <ns0:bCs/>
               </ns0:rPr>
-              <ns0:t xml:space="preserve">31.</ns0:t>
-            </ns0:r>
-            <ns0:r>
-              <ns0:t xml:space="preserve"> </ns0:t>
-            </ns0:r>
-            <ns0:r>
-              <ns0:t xml:space="preserve">…………………</ns0:t>
-            </ns0:r>
-          </ns0:p>
-          <ns0:p>
-            <ns0:pPr>
-              <ns0:pStyle ns0:val="Compact"/>
+              <ns0:t xml:space="preserve">31</ns0:t>
+            </ns0:r>
+            <ns0:r>
+              <ns0:t xml:space="preserve">. …………………</ns0:t>
+            </ns0:r>
+          </ns0:p>
+          <ns0:p>
+            <ns0:pPr>
               <ns0:numPr>
                 <ns0:ilvl ns0:val="0"/>
                 <ns0:numId ns0:val="1001"/>
@@ -546,18 +484,14 @@
                 <ns0:b/>
                 <ns0:bCs/>
               </ns0:rPr>
-              <ns0:t xml:space="preserve">32.</ns0:t>
-            </ns0:r>
-            <ns0:r>
-              <ns0:t xml:space="preserve"> </ns0:t>
-            </ns0:r>
-            <ns0:r>
-              <ns0:t xml:space="preserve">………………… for several years</ns0:t>
-            </ns0:r>
-          </ns0:p>
-          <ns0:p>
-            <ns0:pPr>
-              <ns0:pStyle ns0:val="Compact"/>
+              <ns0:t xml:space="preserve">32</ns0:t>
+            </ns0:r>
+            <ns0:r>
+              <ns0:t xml:space="preserve">. ………………… for several years</ns0:t>
+            </ns0:r>
+          </ns0:p>
+          <ns0:p>
+            <ns0:pPr>
               <ns0:numPr>
                 <ns0:ilvl ns0:val="0"/>
                 <ns0:numId ns0:val="1001"/>
@@ -574,13 +508,10 @@
                 <ns0:b/>
                 <ns0:bCs/>
               </ns0:rPr>
-              <ns0:t xml:space="preserve">33.</ns0:t>
-            </ns0:r>
-            <ns0:r>
-              <ns0:t xml:space="preserve"> </ns0:t>
-            </ns0:r>
-            <ns0:r>
-              <ns0:t xml:space="preserve">………………… of land</ns0:t>
+              <ns0:t xml:space="preserve">33</ns0:t>
+            </ns0:r>
+            <ns0:r>
+              <ns0:t xml:space="preserve">. ………………… of land</ns0:t>
             </ns0:r>
           </ns0:p>
           <ns0:p>
@@ -597,7 +528,6 @@
           </ns0:p>
           <ns0:p>
             <ns0:pPr>
-              <ns0:pStyle ns0:val="Compact"/>
               <ns0:numPr>
                 <ns0:ilvl ns0:val="0"/>
                 <ns0:numId ns0:val="1002"/>
@@ -609,7 +539,6 @@
           </ns0:p>
           <ns0:p>
             <ns0:pPr>
-              <ns0:pStyle ns0:val="Compact"/>
               <ns0:numPr>
                 <ns0:ilvl ns0:val="0"/>
                 <ns0:numId ns0:val="1002"/>
@@ -626,30 +555,25 @@
                 <ns0:b/>
                 <ns0:bCs/>
               </ns0:rPr>
-              <ns0:t xml:space="preserve">34.</ns0:t>
-            </ns0:r>
-            <ns0:r>
-              <ns0:t xml:space="preserve"> </ns0:t>
-            </ns0:r>
-            <ns0:r>
-              <ns0:t xml:space="preserve">…………………</ns0:t>
-            </ns0:r>
-          </ns0:p>
-          <ns0:p>
-            <ns0:pPr>
-              <ns0:pStyle ns0:val="Compact"/>
+              <ns0:t xml:space="preserve">34</ns0:t>
+            </ns0:r>
+            <ns0:r>
+              <ns0:t xml:space="preserve">. …………………</ns0:t>
+            </ns0:r>
+          </ns0:p>
+          <ns0:p>
+            <ns0:pPr>
               <ns0:numPr>
                 <ns0:ilvl ns0:val="0"/>
                 <ns0:numId ns0:val="1002"/>
               </ns0:numPr>
             </ns0:pPr>
             <ns0:r>
-              <ns0:t xml:space="preserve">leave a residue after processing — used to make electricity</ns0:t>
-            </ns0:r>
-          </ns0:p>
-          <ns0:p>
-            <ns0:pPr>
-              <ns0:pStyle ns0:val="Compact"/>
+              <ns0:t xml:space="preserve">leave a residue after processing—used to make electricity</ns0:t>
+            </ns0:r>
+          </ns0:p>
+          <ns0:p>
+            <ns0:pPr>
               <ns0:numPr>
                 <ns0:ilvl ns0:val="0"/>
                 <ns0:numId ns0:val="1002"/>
@@ -673,7 +597,6 @@
           </ns0:p>
           <ns0:p>
             <ns0:pPr>
-              <ns0:pStyle ns0:val="Compact"/>
               <ns0:numPr>
                 <ns0:ilvl ns0:val="0"/>
                 <ns0:numId ns0:val="1003"/>
@@ -685,7 +608,6 @@
           </ns0:p>
           <ns0:p>
             <ns0:pPr>
-              <ns0:pStyle ns0:val="Compact"/>
               <ns0:numPr>
                 <ns0:ilvl ns0:val="0"/>
                 <ns0:numId ns0:val="1003"/>
@@ -702,18 +624,14 @@
                 <ns0:b/>
                 <ns0:bCs/>
               </ns0:rPr>
-              <ns0:t xml:space="preserve">35.</ns0:t>
-            </ns0:r>
-            <ns0:r>
-              <ns0:t xml:space="preserve"> </ns0:t>
-            </ns0:r>
-            <ns0:r>
-              <ns0:t xml:space="preserve">…………………</ns0:t>
-            </ns0:r>
-          </ns0:p>
-          <ns0:p>
-            <ns0:pPr>
-              <ns0:pStyle ns0:val="Compact"/>
+              <ns0:t xml:space="preserve">35</ns0:t>
+            </ns0:r>
+            <ns0:r>
+              <ns0:t xml:space="preserve">. …………………</ns0:t>
+            </ns0:r>
+          </ns0:p>
+          <ns0:p>
+            <ns0:pPr>
               <ns0:numPr>
                 <ns0:ilvl ns0:val="0"/>
                 <ns0:numId ns0:val="1003"/>
@@ -725,7 +643,6 @@
           </ns0:p>
           <ns0:p>
             <ns0:pPr>
-              <ns0:pStyle ns0:val="Compact"/>
               <ns0:numPr>
                 <ns0:ilvl ns0:val="0"/>
                 <ns0:numId ns0:val="1003"/>
@@ -742,18 +659,14 @@
                 <ns0:b/>
                 <ns0:bCs/>
               </ns0:rPr>
-              <ns0:t xml:space="preserve">36.</ns0:t>
-            </ns0:r>
-            <ns0:r>
-              <ns0:t xml:space="preserve"> </ns0:t>
-            </ns0:r>
-            <ns0:r>
-              <ns0:t xml:space="preserve">………………… are boiled and used to treat malaria</ns0:t>
-            </ns0:r>
-          </ns0:p>
-          <ns0:p>
-            <ns0:pPr>
-              <ns0:pStyle ns0:val="Compact"/>
+              <ns0:t xml:space="preserve">36</ns0:t>
+            </ns0:r>
+            <ns0:r>
+              <ns0:t xml:space="preserve">. ………………… are boiled and used to treat malaria</ns0:t>
+            </ns0:r>
+          </ns0:p>
+          <ns0:p>
+            <ns0:pPr>
               <ns0:numPr>
                 <ns0:ilvl ns0:val="0"/>
                 <ns0:numId ns0:val="1003"/>
@@ -770,13 +683,10 @@
                 <ns0:b/>
                 <ns0:bCs/>
               </ns0:rPr>
-              <ns0:t xml:space="preserve">37.</ns0:t>
-            </ns0:r>
-            <ns0:r>
-              <ns0:t xml:space="preserve"> </ns0:t>
-            </ns0:r>
-            <ns0:r>
-              <ns0:t xml:space="preserve">…………………</ns0:t>
+              <ns0:t xml:space="preserve">37</ns0:t>
+            </ns0:r>
+            <ns0:r>
+              <ns0:t xml:space="preserve">. …………………</ns0:t>
             </ns0:r>
           </ns0:p>
           <ns0:p>
@@ -793,7 +703,6 @@
           </ns0:p>
           <ns0:p>
             <ns0:pPr>
-              <ns0:pStyle ns0:val="Compact"/>
               <ns0:numPr>
                 <ns0:ilvl ns0:val="0"/>
                 <ns0:numId ns0:val="1004"/>
@@ -805,7 +714,6 @@
           </ns0:p>
           <ns0:p>
             <ns0:pPr>
-              <ns0:pStyle ns0:val="Compact"/>
               <ns0:numPr>
                 <ns0:ilvl ns0:val="0"/>
                 <ns0:numId ns0:val="1004"/>
@@ -817,7 +725,6 @@
           </ns0:p>
           <ns0:p>
             <ns0:pPr>
-              <ns0:pStyle ns0:val="Compact"/>
               <ns0:numPr>
                 <ns0:ilvl ns0:val="0"/>
                 <ns0:numId ns0:val="1004"/>
@@ -834,13 +741,10 @@
                 <ns0:b/>
                 <ns0:bCs/>
               </ns0:rPr>
-              <ns0:t xml:space="preserve">38.</ns0:t>
-            </ns0:r>
-            <ns0:r>
-              <ns0:t xml:space="preserve"> </ns0:t>
-            </ns0:r>
-            <ns0:r>
-              <ns0:t xml:space="preserve">…………………</ns0:t>
+              <ns0:t xml:space="preserve">38</ns0:t>
+            </ns0:r>
+            <ns0:r>
+              <ns0:t xml:space="preserve">. …………………</ns0:t>
             </ns0:r>
           </ns0:p>
           <ns0:p>
@@ -857,7 +761,6 @@
           </ns0:p>
           <ns0:p>
             <ns0:pPr>
-              <ns0:pStyle ns0:val="Compact"/>
               <ns0:numPr>
                 <ns0:ilvl ns0:val="0"/>
                 <ns0:numId ns0:val="1005"/>
@@ -869,7 +772,6 @@
           </ns0:p>
           <ns0:p>
             <ns0:pPr>
-              <ns0:pStyle ns0:val="Compact"/>
               <ns0:numPr>
                 <ns0:ilvl ns0:val="0"/>
                 <ns0:numId ns0:val="1005"/>
@@ -901,7 +803,6 @@
           </ns0:p>
           <ns0:p>
             <ns0:pPr>
-              <ns0:pStyle ns0:val="Compact"/>
               <ns0:numPr>
                 <ns0:ilvl ns0:val="0"/>
                 <ns0:numId ns0:val="1006"/>
@@ -913,7 +814,6 @@
           </ns0:p>
           <ns0:p>
             <ns0:pPr>
-              <ns0:pStyle ns0:val="Compact"/>
               <ns0:numPr>
                 <ns0:ilvl ns0:val="0"/>
                 <ns0:numId ns0:val="1006"/>
@@ -930,18 +830,14 @@
                 <ns0:b/>
                 <ns0:bCs/>
               </ns0:rPr>
-              <ns0:t xml:space="preserve">39.</ns0:t>
-            </ns0:r>
-            <ns0:r>
-              <ns0:t xml:space="preserve"> </ns0:t>
-            </ns0:r>
-            <ns0:r>
-              <ns0:t xml:space="preserve">…………………</ns0:t>
-            </ns0:r>
-          </ns0:p>
-          <ns0:p>
-            <ns0:pPr>
-              <ns0:pStyle ns0:val="Compact"/>
+              <ns0:t xml:space="preserve">39</ns0:t>
+            </ns0:r>
+            <ns0:r>
+              <ns0:t xml:space="preserve">. …………………</ns0:t>
+            </ns0:r>
+          </ns0:p>
+          <ns0:p>
+            <ns0:pPr>
               <ns0:numPr>
                 <ns0:ilvl ns0:val="0"/>
                 <ns0:numId ns0:val="1006"/>
@@ -958,19 +854,16 @@
                 <ns0:b/>
                 <ns0:bCs/>
               </ns0:rPr>
-              <ns0:t xml:space="preserve">40.</ns0:t>
-            </ns0:r>
-            <ns0:r>
-              <ns0:t xml:space="preserve"> </ns0:t>
-            </ns0:r>
-            <ns0:r>
-              <ns0:t xml:space="preserve">…………………</ns0:t>
+              <ns0:t xml:space="preserve">40</ns0:t>
+            </ns0:r>
+            <ns0:r>
+              <ns0:t xml:space="preserve">. …………………</ns0:t>
             </ns0:r>
           </ns0:p>
         </ns0:tc>
       </ns0:tr>
     </ns0:tbl>
-    <ns0:bookmarkStart ns0:id="17" ns0:name="phần-1-hướng-dẫn-section-2"/>
+    <ns0:bookmarkStart ns0:id="18" ns0:name="phần-1-hướng-dẫn-section-2"/>
     <ns0:p>
       <ns0:pPr>
         <ns0:pStyle ns0:val="Heading2"/>
@@ -979,7 +872,19 @@
         <ns0:t xml:space="preserve">Phần 1: Hướng dẫn Section 2</ns0:t>
       </ns0:r>
     </ns0:p>
-    <ns0:bookmarkStart ns0:id="15" ns0:name="i.-hướng-dẫn-chung"/>
+    <ns0:p>
+      <ns0:pPr>
+        <ns0:pStyle ns0:val="CDSection"/>
+      </ns0:pPr>
+      <ns0:r>
+        <ns0:rPr>
+          <ns0:b/>
+          <ns0:bCs/>
+        </ns0:rPr>
+        <ns0:t xml:space="preserve">Hướng dẫn làm bài Section 2</ns0:t>
+      </ns0:r>
+    </ns0:p>
+    <ns0:bookmarkStart ns0:id="16" ns0:name="i.-hướng-dẫn-chung"/>
     <ns0:p>
       <ns0:pPr>
         <ns0:pStyle ns0:val="Heading3"/>
@@ -1027,7 +932,7 @@
         </ns0:numPr>
       </ns0:pPr>
       <ns0:r>
-        <ns0:t xml:space="preserve">Xác định xem đề bài yêu cầu chọn một hay nhiều đáp án. Các đáp án sẽ được đánh dấu bằng các chữ cái A, B, C,…</ns0:t>
+        <ns0:t xml:space="preserve">Xác định xem đề bài yêu cầu chọn một hay nhiều đáp án. Các đáp án sẽ được đánh dấu bằng các chữ cái A, B, C,...</ns0:t>
       </ns0:r>
     </ns0:p>
     <ns0:p>
@@ -1125,7 +1030,7 @@
         <ns0:t xml:space="preserve"> </ns0:t>
       </ns0:r>
       <ns0:r>
-        <ns0:t xml:space="preserve">xuất hiện theo thứ tự của các câu hỏi (21, 22, 23…).</ns0:t>
+        <ns0:t xml:space="preserve">xuất hiện theo thứ tự của các câu hỏi (21, 22, 23...).</ns0:t>
       </ns0:r>
     </ns0:p>
     <ns0:p>
@@ -1347,7 +1252,7 @@
         <ns0:t xml:space="preserve"> </ns0:t>
       </ns0:r>
       <ns0:r>
-        <ns0:t xml:space="preserve">Chờ đợi người nói nhắc đến tên của câu hỏi (ví dụ: "Now, about the number of official employees…").</ns0:t>
+        <ns0:t xml:space="preserve">Chờ đợi người nói nhắc đến tên của câu hỏi (ví dụ: "Now, about the number of official employees...").</ns0:t>
       </ns0:r>
     </ns0:p>
     <ns0:p>
@@ -1764,8 +1669,8 @@
         <ns0:t xml:space="preserve">, di chuột sang trái.</ns0:t>
       </ns0:r>
     </ns0:p>
-    <ns0:bookmarkEnd ns0:id="15"/>
-    <ns0:bookmarkStart ns0:id="16" ns0:name="ii.-hướng-dẫn-chi-tiết"/>
+    <ns0:bookmarkEnd ns0:id="16"/>
+    <ns0:bookmarkStart ns0:id="17" ns0:name="ii.-hướng-dẫn-chi-tiết"/>
     <ns0:p>
       <ns0:pPr>
         <ns0:pStyle ns0:val="Heading3"/>
@@ -1886,7 +1791,7 @@
           <ns0:b/>
           <ns0:bCs/>
         </ns0:rPr>
-        <ns0:t xml:space="preserve">backpackers' hostel, full</ns0:t>
+        <ns0:t xml:space="preserve">backpackers’ hostel, full</ns0:t>
       </ns0:r>
       <ns0:r>
         <ns0:t xml:space="preserve"> </ns0:t>
@@ -2016,7 +1921,7 @@
         <ns0:t xml:space="preserve"> </ns0:t>
       </ns0:r>
       <ns0:r>
-        <ns0:t xml:space="preserve">→ hoàn hảo cho việc trồng trái cây/cây ăn quả → có thể thay thế bằng ideal conditions, couldn't be better, great for the crops.</ns0:t>
+        <ns0:t xml:space="preserve">→ hoàn hảo cho việc trồng trái cây/cây ăn quả → có thể thay thế bằng ideal conditions, couldn’t be better, great for the crops.</ns0:t>
       </ns0:r>
     </ns0:p>
     <ns0:p>
@@ -2384,7 +2289,7 @@
         <ns0:t xml:space="preserve"> </ns0:t>
       </ns0:r>
       <ns0:r>
-        <ns0:t xml:space="preserve">→ cố gắng không làm hỏng cây → có thể dùng các cụm như be careful with branches, don't break the trees.</ns0:t>
+        <ns0:t xml:space="preserve">→ cố gắng không làm hỏng cây → có thể dùng các cụm như be careful with branches, don’t break the trees.</ns0:t>
       </ns0:r>
     </ns0:p>
     <ns0:p>
@@ -2412,7 +2317,7 @@
         <ns0:t xml:space="preserve"> </ns0:t>
       </ns0:r>
       <ns0:r>
-        <ns0:t xml:space="preserve">→ để điện thoại ở một nơi an toàn → có thể thay thế bằng lock away mobiles, don't bring phones to the field.</ns0:t>
+        <ns0:t xml:space="preserve">→ để điện thoại ở một nơi an toàn → có thể thay thế bằng lock away mobiles, don’t bring phones to the field.</ns0:t>
       </ns0:r>
     </ns0:p>
     <ns0:p>
@@ -2584,7 +2489,7 @@
         <ns0:t xml:space="preserve"> </ns0:t>
       </ns0:r>
       <ns0:r>
-        <ns0:t xml:space="preserve">Nằm ở phía Bắc, ngay chỗ trục đường chính uốn cong sang trái, nằm song song và sát ngay bờ sông. Bên cạnh có chút cây (forest, trees,…)</ns0:t>
+        <ns0:t xml:space="preserve">Nằm ở phía Bắc, ngay chỗ trục đường chính uốn cong sang trái, nằm song song và sát ngay bờ sông. Bên cạnh có chút cây (forest, trees,...)</ns0:t>
       </ns0:r>
     </ns0:p>
     <ns0:p>
@@ -2805,7 +2710,7 @@
         <ns0:t xml:space="preserve"> </ns0:t>
       </ns0:r>
       <ns0:r>
-        <ns0:t xml:space="preserve">And they often do reduce rates if you're staying long term. And then the backpackers' hostel is always very popular, though it can be busy at this time of year.</ns0:t>
+        <ns0:t xml:space="preserve">And they often do reduce rates if you're staying long term. And then the backpackers’ hostel is always very popular, though it can be busy at this time of year.</ns0:t>
       </ns0:r>
     </ns0:p>
     <ns0:p>
@@ -2938,7 +2843,7 @@
         <ns0:t xml:space="preserve">This summer, the weather</ns0:t>
       </ns0:r>
       <ns0:r>
-        <ns0:t xml:space="preserve">'s been pretty mixed. We've had a bit of everything and</ns0:t>
+        <ns0:t xml:space="preserve">’s been pretty mixed. We’ve had a bit of everything and</ns0:t>
       </ns0:r>
       <ns0:r>
         <ns0:t xml:space="preserve"> </ns0:t>
@@ -2954,7 +2859,7 @@
         <ns0:t xml:space="preserve"> </ns0:t>
       </ns0:r>
       <ns0:r>
-        <ns0:t xml:space="preserve">So some of the apples and pears aren't in great condition. That said, this season's been better than some we've had recently.</ns0:t>
+        <ns0:t xml:space="preserve">So some of the apples and pears aren’t in great condition. That said, this season’s been better than some we’ve had recently.</ns0:t>
       </ns0:r>
     </ns0:p>
     <ns0:p>
@@ -2976,7 +2881,7 @@
         <ns0:t xml:space="preserve"> </ns0:t>
       </ns0:r>
       <ns0:r>
-        <ns0:t xml:space="preserve">Trái cây (táo và lê) không ở trong tình trạng tốt nhất (aren't in great condition), nên thời tiết không thể là hoàn hảo (perfect) cho việc trồng trọt → ✘</ns0:t>
+        <ns0:t xml:space="preserve">Trái cây (táo và lê) không ở trong tình trạng tốt nhất (aren’t in great condition), nên thời tiết không thể là hoàn hảo (perfect) cho việc trồng trọt → ✘</ns0:t>
       </ns0:r>
     </ns0:p>
     <ns0:p>
@@ -2998,7 +2903,7 @@
         <ns0:t xml:space="preserve"> </ns0:t>
       </ns0:r>
       <ns0:r>
-        <ns0:t xml:space="preserve">Người quản lý nói rằng mùa giải này còn tốt hơn một số mùa gần đây (better than some we've had recently), tức là thời tiết không hề tệ hơn năm ngoái (worse than last year) → ✘</ns0:t>
+        <ns0:t xml:space="preserve">Người quản lý nói rằng mùa giải này còn tốt hơn một số mùa gần đây (better than some we’ve had recently), tức là thời tiết không hề tệ hơn năm ngoái (worse than last year) → ✘</ns0:t>
       </ns0:r>
     </ns0:p>
     <ns0:p>
@@ -3074,7 +2979,7 @@
         </ns0:numPr>
       </ns0:pPr>
       <ns0:r>
-        <ns0:t xml:space="preserve">Audio: We'll also be looking for some</ns0:t>
+        <ns0:t xml:space="preserve">Audio: We’ll also be looking for some</ns0:t>
       </ns0:r>
       <ns0:r>
         <ns0:t xml:space="preserve"> </ns0:t>
@@ -3087,7 +2992,7 @@
         <ns0:t xml:space="preserve">tractor drivers</ns0:t>
       </ns0:r>
       <ns0:r>
-        <ns0:t xml:space="preserve">. Their job is to collect the full baskets of fruit and take them to the shed. I should say… In this country, anyone is allowed to drive a tractor on farmland once they're 13, rather than 18 as in some countries. However, we do have certain rules that are specific to our farm. You don't need to have done farm work before. But here</ns0:t>
+        <ns0:t xml:space="preserve">. Their job is to collect the full baskets of fruit and take them to the shed. I should say... In this country, anyone is allowed to drive a tractor on farmland once they’re 13, rather than 18 as in some countries. However, we do have certain rules that are specific to our farm. You don’t need to have done farm work before. But here</ns0:t>
       </ns0:r>
       <ns0:r>
         <ns0:t xml:space="preserve"> </ns0:t>
@@ -3164,7 +3069,7 @@
         <ns0:t xml:space="preserve"> </ns0:t>
       </ns0:r>
       <ns0:r>
-        <ns0:t xml:space="preserve">Quản lý nói rõ rằng bạn không cần phải từng làm công việc đồng áng trước đây (don't need to have done farm work before), tức là không cần kinh nghiệm (previous experience) → ✘</ns0:t>
+        <ns0:t xml:space="preserve">Quản lý nói rõ rằng bạn không cần phải từng làm công việc đồng áng trước đây (don’t need to have done farm work before), tức là không cần kinh nghiệm (previous experience) → ✘</ns0:t>
       </ns0:r>
     </ns0:p>
     <ns0:p>
@@ -3186,7 +3091,7 @@
         <ns0:t xml:space="preserve"> </ns0:t>
       </ns0:r>
       <ns0:r>
-        <ns0:t xml:space="preserve">Ở quốc gia này, người ta được phép lái máy kéo từ năm 13 tuổi (once they're 13), chứ không phải yêu cầu trên 18 tuổi (over 18 years old) như một số nơi khác → ✘</ns0:t>
+        <ns0:t xml:space="preserve">Ở quốc gia này, người ta được phép lái máy kéo từ năm 13 tuổi (once they’re 13), chứ không phải yêu cầu trên 18 tuổi (over 18 years old) như một số nơi khác → ✘</ns0:t>
       </ns0:r>
     </ns0:p>
     <ns0:p>
@@ -3223,7 +3128,7 @@
         <ns0:t xml:space="preserve">working inside the shed</ns0:t>
       </ns0:r>
       <ns0:r>
-        <ns0:t xml:space="preserve">. This involves sorting the fruit and cleaning it if necessary. There's</ns0:t>
+        <ns0:t xml:space="preserve">. This involves sorting the fruit and cleaning it if necessary. There’s</ns0:t>
       </ns0:r>
       <ns0:r>
         <ns0:t xml:space="preserve"> </ns0:t>
@@ -3239,7 +3144,7 @@
         <ns0:t xml:space="preserve"> </ns0:t>
       </ns0:r>
       <ns0:r>
-        <ns0:t xml:space="preserve">in the shed, so when that's operating you</ns0:t>
+        <ns0:t xml:space="preserve">in the shed, so when that’s operating you</ns0:t>
       </ns0:r>
       <ns0:r>
         <ns0:t xml:space="preserve"> </ns0:t>
@@ -3252,7 +3157,7 @@
         <ns0:t xml:space="preserve">must wear your ear protection</ns0:t>
       </ns0:r>
       <ns0:r>
-        <ns0:t xml:space="preserve">. The big advantage is the shed's fully air conditioned, so it's a pleasant environment regardless of what the weather's doing outside.</ns0:t>
+        <ns0:t xml:space="preserve">. The big advantage is the shed’s fully air conditioned, so it’s a pleasant environment regardless of what the weather’s doing outside.</ns0:t>
       </ns0:r>
     </ns0:p>
     <ns0:p>
@@ -3372,7 +3277,7 @@
         </ns0:numPr>
       </ns0:pPr>
       <ns0:r>
-        <ns0:t xml:space="preserve">Audio: Alright, well, whatever job you do, I'll just give you some</ns0:t>
+        <ns0:t xml:space="preserve">Audio: Alright, well, whatever job you do, I’ll just give you some</ns0:t>
       </ns0:r>
       <ns0:r>
         <ns0:t xml:space="preserve"> </ns0:t>
@@ -3385,7 +3290,7 @@
         <ns0:t xml:space="preserve">final advice</ns0:t>
       </ns0:r>
       <ns0:r>
-        <ns0:t xml:space="preserve">. When you're picking the fruit, sometimes you can break off a small branch. That's not something you need to be worried about. It'll grow back. Also,</ns0:t>
+        <ns0:t xml:space="preserve">. When you’re picking the fruit, sometimes you can break off a small branch. That’s not something you need to be worried about. It’ll grow back. Also,</ns0:t>
       </ns0:r>
       <ns0:r>
         <ns0:t xml:space="preserve"> </ns0:t>
@@ -3401,7 +3306,7 @@
         <ns0:t xml:space="preserve"> </ns0:t>
       </ns0:r>
       <ns0:r>
-        <ns0:t xml:space="preserve">People get exhausted quickly during harvest time. And if you've got a mobile or cell, keep it with you at all times in case there's an emergency.</ns0:t>
+        <ns0:t xml:space="preserve">People get exhausted quickly during harvest time. And if you’ve got a mobile or cell, keep it with you at all times in case there’s an emergency.</ns0:t>
       </ns0:r>
     </ns0:p>
     <ns0:p>
@@ -3517,7 +3422,7 @@
         </ns0:numPr>
       </ns0:pPr>
       <ns0:r>
-        <ns0:t xml:space="preserve">Audio: The first place I'll mention is the</ns0:t>
+        <ns0:t xml:space="preserve">Audio: The first place I’ll mention is the</ns0:t>
       </ns0:r>
       <ns0:r>
         <ns0:t xml:space="preserve"> </ns0:t>
@@ -3625,7 +3530,7 @@
         <ns0:t xml:space="preserve">lunchroom</ns0:t>
       </ns0:r>
       <ns0:r>
-        <ns0:t xml:space="preserve">. On the north side of the map there's</ns0:t>
+        <ns0:t xml:space="preserve">. On the north side of the map there’s</ns0:t>
       </ns0:r>
       <ns0:r>
         <ns0:t xml:space="preserve"> </ns0:t>
@@ -3654,7 +3559,7 @@
         <ns0:t xml:space="preserve"> </ns0:t>
       </ns0:r>
       <ns0:r>
-        <ns0:t xml:space="preserve">you'll find the</ns0:t>
+        <ns0:t xml:space="preserve">you’ll find the</ns0:t>
       </ns0:r>
       <ns0:r>
         <ns0:t xml:space="preserve"> </ns0:t>
@@ -3667,7 +3572,7 @@
         <ns0:t xml:space="preserve">entrance to the lunchroom</ns0:t>
       </ns0:r>
       <ns0:r>
-        <ns0:t xml:space="preserve">. It's a pretty place,</ns0:t>
+        <ns0:t xml:space="preserve">. It’s a pretty place,</ns0:t>
       </ns0:r>
       <ns0:r>
         <ns0:t xml:space="preserve"> </ns0:t>
@@ -3794,17 +3699,17 @@
         <ns0:t xml:space="preserve">farm office</ns0:t>
       </ns0:r>
       <ns0:r>
-        <ns0:t xml:space="preserve">. So, if you look at the main yard, you'll see there's a number of different buildings located around it. And</ns0:t>
-      </ns0:r>
-      <ns0:r>
-        <ns0:t xml:space="preserve"> </ns0:t>
-      </ns0:r>
-      <ns0:r>
-        <ns0:rPr>
-          <ns0:b/>
-          <ns0:bCs/>
-        </ns0:rPr>
-        <ns0:t xml:space="preserve">the farm office is the smallest one. It's on the south side.</ns0:t>
+        <ns0:t xml:space="preserve">. So, if you look at the main yard, you’ll see there’s a number of different buildings located around it. And</ns0:t>
+      </ns0:r>
+      <ns0:r>
+        <ns0:t xml:space="preserve"> </ns0:t>
+      </ns0:r>
+      <ns0:r>
+        <ns0:rPr>
+          <ns0:b/>
+          <ns0:bCs/>
+        </ns0:rPr>
+        <ns0:t xml:space="preserve">the farm office is the smallest one. It’s on the south side.</ns0:t>
       </ns0:r>
     </ns0:p>
     <ns0:p>
@@ -3919,17 +3824,17 @@
         <ns0:t xml:space="preserve">close to the main yard</ns0:t>
       </ns0:r>
       <ns0:r>
-        <ns0:t xml:space="preserve">, so it's quick to get there. And it's actually more or less in the middle of your maps.</ns0:t>
-      </ns0:r>
-      <ns0:r>
-        <ns0:t xml:space="preserve"> </ns0:t>
-      </ns0:r>
-      <ns0:r>
-        <ns0:rPr>
-          <ns0:b/>
-          <ns0:bCs/>
-        </ns0:rPr>
-        <ns0:t xml:space="preserve">That little building that's attached to the farmhouse.</ns0:t>
+        <ns0:t xml:space="preserve">, so it’s quick to get there. And it’s actually more or less in the middle of your maps.</ns0:t>
+      </ns0:r>
+      <ns0:r>
+        <ns0:t xml:space="preserve"> </ns0:t>
+      </ns0:r>
+      <ns0:r>
+        <ns0:rPr>
+          <ns0:b/>
+          <ns0:bCs/>
+        </ns0:rPr>
+        <ns0:t xml:space="preserve">That little building that’s attached to the farmhouse.</ns0:t>
       </ns0:r>
     </ns0:p>
     <ns0:p>
@@ -4034,7 +3939,7 @@
         <ns0:t xml:space="preserve">From the main yard, take the road heading north. Go past the farmhouse and turn right. The store is down that road</ns0:t>
       </ns0:r>
       <ns0:r>
-        <ns0:t xml:space="preserve">. If you come to the vegetable gardens, you've gone too far.</ns0:t>
+        <ns0:t xml:space="preserve">. If you come to the vegetable gardens, you’ve gone too far.</ns0:t>
       </ns0:r>
     </ns0:p>
     <ns0:p>
@@ -4107,9 +4012,9 @@
         <ns0:t xml:space="preserve">Lưu ý: Không chọn D vì tòa nhà D nằm ở tận cùng con đường rẽ phải, tức là đã đi vượt qua (past) khu vực Vegetable Gardens.</ns0:t>
       </ns0:r>
     </ns0:p>
-    <ns0:bookmarkEnd ns0:id="16"/>
     <ns0:bookmarkEnd ns0:id="17"/>
-    <ns0:bookmarkStart ns0:id="20" ns0:name="phần-2-hướng-dẫn-section-4"/>
+    <ns0:bookmarkEnd ns0:id="18"/>
+    <ns0:bookmarkStart ns0:id="21" ns0:name="phần-2-hướng-dẫn-section-4"/>
     <ns0:p>
       <ns0:pPr>
         <ns0:pStyle ns0:val="Heading2"/>
@@ -4118,7 +4023,19 @@
         <ns0:t xml:space="preserve">Phần 2: Hướng dẫn Section 4</ns0:t>
       </ns0:r>
     </ns0:p>
-    <ns0:bookmarkStart ns0:id="18" ns0:name="Xf3f2bb82a66971c62ccb950684874be95902f35"/>
+    <ns0:p>
+      <ns0:pPr>
+        <ns0:pStyle ns0:val="CDSection"/>
+      </ns0:pPr>
+      <ns0:r>
+        <ns0:rPr>
+          <ns0:b/>
+          <ns0:bCs/>
+        </ns0:rPr>
+        <ns0:t xml:space="preserve">Hướng dẫn làm bài Section 4</ns0:t>
+      </ns0:r>
+    </ns0:p>
+    <ns0:bookmarkStart ns0:id="19" ns0:name="Xf3f2bb82a66971c62ccb950684874be95902f35"/>
     <ns0:p>
       <ns0:pPr>
         <ns0:pStyle ns0:val="Heading3"/>
@@ -4526,7 +4443,7 @@
         <ns0:t xml:space="preserve"> </ns0:t>
       </ns0:r>
       <ns0:r>
-        <ns0:t xml:space="preserve">"Causes of…"</ns0:t>
+        <ns0:t xml:space="preserve">"Causes of..."</ns0:t>
       </ns0:r>
     </ns0:p>
     <ns0:p>
@@ -4548,7 +4465,7 @@
         <ns0:t xml:space="preserve"> </ns0:t>
       </ns0:r>
       <ns0:r>
-        <ns0:t xml:space="preserve">"Factors leading to…" hoặc "Reasons for…"</ns0:t>
+        <ns0:t xml:space="preserve">"Factors leading to..." hoặc "Reasons for..."</ns0:t>
       </ns0:r>
     </ns0:p>
     <ns0:p>
@@ -4592,7 +4509,7 @@
         <ns0:t xml:space="preserve"> </ns0:t>
       </ns0:r>
       <ns0:r>
-        <ns0:t xml:space="preserve">"Moving on to…", "Next…", "Another aspect is…"</ns0:t>
+        <ns0:t xml:space="preserve">"Moving on to...", "Next...", "Another aspect is..."</ns0:t>
       </ns0:r>
     </ns0:p>
     <ns0:p>
@@ -4614,7 +4531,7 @@
         <ns0:t xml:space="preserve"> </ns0:t>
       </ns0:r>
       <ns0:r>
-        <ns0:t xml:space="preserve">"For instance…", "Take… as an example".</ns0:t>
+        <ns0:t xml:space="preserve">"For instance...", "Take... as an example".</ns0:t>
       </ns0:r>
     </ns0:p>
     <ns0:p>
@@ -4636,7 +4553,7 @@
         <ns0:t xml:space="preserve"> </ns0:t>
       </ns0:r>
       <ns0:r>
-        <ns0:t xml:space="preserve">"Consequently…", "To sum up…"</ns0:t>
+        <ns0:t xml:space="preserve">"Consequently...", "To sum up..."</ns0:t>
       </ns0:r>
     </ns0:p>
     <ns0:p>
@@ -4693,8 +4610,8 @@
         <ns0:t xml:space="preserve">để bắt kịp câu tiếp theo.</ns0:t>
       </ns0:r>
     </ns0:p>
-    <ns0:bookmarkEnd ns0:id="18"/>
-    <ns0:bookmarkStart ns0:id="19" ns0:name="ii.-hướng-dẫn-chi-tiết-1"/>
+    <ns0:bookmarkEnd ns0:id="19"/>
+    <ns0:bookmarkStart ns0:id="20" ns0:name="ii.-hướng-dẫn-chi-tiết-1"/>
     <ns0:p>
       <ns0:pPr>
         <ns0:pStyle ns0:val="Heading3"/>
@@ -5189,7 +5106,7 @@
         <ns0:t xml:space="preserve"> </ns0:t>
       </ns0:r>
       <ns0:r>
-        <ns0:t xml:space="preserve">(ví dụ như rễ, lá, cành…).</ns0:t>
+        <ns0:t xml:space="preserve">(ví dụ như rễ, lá, cành...).</ns0:t>
       </ns0:r>
     </ns0:p>
     <ns0:p>
@@ -5255,7 +5172,7 @@
           <ns0:b/>
           <ns0:bCs/>
         </ns0:rPr>
-        <ns0:t xml:space="preserve">European companies' claims about jatropha</ns0:t>
+        <ns0:t xml:space="preserve">European companies’ claims about jatropha</ns0:t>
       </ns0:r>
       <ns0:r>
         <ns0:t xml:space="preserve">, nghĩa là đang nói về những tuyên bố của các công ty châu Âu về đặc tính của loài cây này.</ns0:t>
@@ -5313,7 +5230,7 @@
         <ns0:t xml:space="preserve">danh từ không đếm được hoặc đếm được số nhiều</ns0:t>
       </ns0:r>
       <ns0:r>
-        <ns0:t xml:space="preserve">, ví dụ như khí CO2, nước….</ns0:t>
+        <ns0:t xml:space="preserve">, ví dụ như khí CO2, nước.…</ns0:t>
       </ns0:r>
     </ns0:p>
     <ns0:p>
@@ -5450,7 +5367,7 @@
         <ns0:t xml:space="preserve"> </ns0:t>
       </ns0:r>
       <ns0:r>
-        <ns0:t xml:space="preserve">(thường là danh từ không đếm được chỉ một hiện tượng/vấn đề tiêu cực mang tính vĩ mô như biến đổi khí hậu, sự nóng lên toàn cầu…).</ns0:t>
+        <ns0:t xml:space="preserve">(thường là danh từ không đếm được chỉ một hiện tượng/vấn đề tiêu cực mang tính vĩ mô như biến đổi khí hậu, sự nóng lên toàn cầu...).</ns0:t>
       </ns0:r>
     </ns0:p>
     <ns0:p>
@@ -5616,13 +5533,13 @@
           <ns0:b/>
           <ns0:bCs/>
         </ns0:rPr>
-        <ns0:t xml:space="preserve">And for up to three years, it's resistant to drought.</ns0:t>
-      </ns0:r>
-      <ns0:r>
-        <ns0:t xml:space="preserve"> </ns0:t>
-      </ns0:r>
-      <ns0:r>
-        <ns0:t xml:space="preserve">That's right, it can do without rain for that long.</ns0:t>
+        <ns0:t xml:space="preserve">And for up to three years, it’s resistant to drought.</ns0:t>
+      </ns0:r>
+      <ns0:r>
+        <ns0:t xml:space="preserve"> </ns0:t>
+      </ns0:r>
+      <ns0:r>
+        <ns0:t xml:space="preserve">That’s right, it can do without rain for that long.</ns0:t>
       </ns0:r>
     </ns0:p>
     <ns0:p>
@@ -5733,17 +5650,17 @@
         </ns0:numPr>
       </ns0:pPr>
       <ns0:r>
-        <ns0:t xml:space="preserve">Audio: And even if it's not actually a plant that people can eat,</ns0:t>
-      </ns0:r>
-      <ns0:r>
-        <ns0:t xml:space="preserve"> </ns0:t>
-      </ns0:r>
-      <ns0:r>
-        <ns0:rPr>
-          <ns0:b/>
-          <ns0:bCs/>
-        </ns0:rPr>
-        <ns0:t xml:space="preserve">it's still worth having it on your land as it prevents erosion.</ns0:t>
+        <ns0:t xml:space="preserve">Audio: And even if it’s not actually a plant that people can eat,</ns0:t>
+      </ns0:r>
+      <ns0:r>
+        <ns0:t xml:space="preserve"> </ns0:t>
+      </ns0:r>
+      <ns0:r>
+        <ns0:rPr>
+          <ns0:b/>
+          <ns0:bCs/>
+        </ns0:rPr>
+        <ns0:t xml:space="preserve">it’s still worth having it on your land as it prevents erosion.</ns0:t>
       </ns0:r>
     </ns0:p>
     <ns0:p>
@@ -5979,7 +5896,7 @@
         <ns0:t xml:space="preserve"> </ns0:t>
       </ns0:r>
       <ns0:r>
-        <ns0:t xml:space="preserve">communities, it's been used to operate water pumps and refrigerate medicines.</ns0:t>
+        <ns0:t xml:space="preserve">communities, it’s been used to operate water pumps and refrigerate medicines.</ns0:t>
       </ns0:r>
       <ns0:r>
         <ns0:t xml:space="preserve"> </ns0:t>
@@ -6106,7 +6023,7 @@
         <ns0:t xml:space="preserve">relieve the suffering of people with malaria</ns0:t>
       </ns0:r>
       <ns0:r>
-        <ns0:t xml:space="preserve">,…</ns0:t>
+        <ns0:t xml:space="preserve">,...</ns0:t>
       </ns0:r>
     </ns0:p>
     <ns0:p>
@@ -6342,7 +6259,7 @@
         <ns0:t xml:space="preserve"> </ns0:t>
       </ns0:r>
       <ns0:r>
-        <ns0:t xml:space="preserve">when they're growing, making them a considerably greener alternative to fossil fuels.</ns0:t>
+        <ns0:t xml:space="preserve">when they’re growing, making them a considerably greener alternative to fossil fuels.</ns0:t>
       </ns0:r>
     </ns0:p>
     <ns0:p>
@@ -6686,9 +6603,9 @@
         <ns0:t xml:space="preserve">.</ns0:t>
       </ns0:r>
     </ns0:p>
-    <ns0:bookmarkEnd ns0:id="19"/>
     <ns0:bookmarkEnd ns0:id="20"/>
-    <ns0:bookmarkStart ns0:id="23" ns0:name="phần-3-lời-giải-answer-key"/>
+    <ns0:bookmarkEnd ns0:id="21"/>
+    <ns0:bookmarkStart ns0:id="24" ns0:name="phần-3-lời-giải-answer-key"/>
     <ns0:p>
       <ns0:pPr>
         <ns0:pStyle ns0:val="Heading2"/>
@@ -6697,7 +6614,7 @@
         <ns0:t xml:space="preserve">Phần 3: Lời giải — Answer Key</ns0:t>
       </ns0:r>
     </ns0:p>
-    <ns0:bookmarkStart ns0:id="21" ns0:name="section-2"/>
+    <ns0:bookmarkStart ns0:id="22" ns0:name="section-2"/>
     <ns0:p>
       <ns0:pPr>
         <ns0:pStyle ns0:val="Heading3"/>
@@ -6786,8 +6703,8 @@
         <ns0:t xml:space="preserve">20. C</ns0:t>
       </ns0:r>
     </ns0:p>
-    <ns0:bookmarkEnd ns0:id="21"/>
-    <ns0:bookmarkStart ns0:id="22" ns0:name="section-4"/>
+    <ns0:bookmarkEnd ns0:id="22"/>
+    <ns0:bookmarkStart ns0:id="23" ns0:name="section-4"/>
     <ns0:p>
       <ns0:pPr>
         <ns0:pStyle ns0:val="Heading3"/>
@@ -6876,9 +6793,9 @@
         <ns0:t xml:space="preserve">40. global warming</ns0:t>
       </ns0:r>
     </ns0:p>
-    <ns0:bookmarkEnd ns0:id="22"/>
     <ns0:bookmarkEnd ns0:id="23"/>
-    <ns0:bookmarkStart ns0:id="24" ns0:name="phần-4-lời-băng-transcript"/>
+    <ns0:bookmarkEnd ns0:id="24"/>
+    <ns0:bookmarkStart ns0:id="25" ns0:name="phần-4-lời-băng-transcript"/>
     <ns0:p>
       <ns0:pPr>
         <ns0:pStyle ns0:val="Heading2"/>
@@ -6904,23 +6821,23 @@
         <ns0:pStyle ns0:val="CDTranscriptContent"/>
       </ns0:pPr>
       <ns0:r>
-        <ns0:t xml:space="preserve">Well, hello everyone and welcome to Parsons Fruit Farm. It's good to see a mix of so many different nationalities who have all come here on their working holidays. I'm sure you're going to enjoy working on our farm. First of all, just a few words about accommodation. I know that some of you have pitched your tents down at the campground, but are looking for something more comfortable. So one option is the motel.</ns0:t>
-      </ns0:r>
-      <ns0:r>
-        <ns0:t xml:space="preserve"> </ns0:t>
-      </ns0:r>
-      <ns0:r>
-        <ns0:rPr>
-          <ns0:b/>
-          <ns0:bCs/>
-        </ns0:rPr>
-        <ns0:t xml:space="preserve">It's located very conveniently, just a few minutes away.</ns0:t>
-      </ns0:r>
-      <ns0:r>
-        <ns0:t xml:space="preserve"> </ns0:t>
-      </ns0:r>
-      <ns0:r>
-        <ns0:t xml:space="preserve">And they often do reduce rates if you're staying long term. And then the backpackers' hostel is always very popular, though it can be busy at this time of year.</ns0:t>
+        <ns0:t xml:space="preserve">Well, hello everyone and welcome to Parsons Fruit Farm. It’s good to see a mix of so many different nationalities who have all come here on their working holidays. I’m sure you’re going to enjoy working on our farm. First of all, just a few words about accommodation. I know that some of you have pitched your tents down at the campground, but are looking for something more comfortable. So one option is the motel.</ns0:t>
+      </ns0:r>
+      <ns0:r>
+        <ns0:t xml:space="preserve"> </ns0:t>
+      </ns0:r>
+      <ns0:r>
+        <ns0:rPr>
+          <ns0:b/>
+          <ns0:bCs/>
+        </ns0:rPr>
+        <ns0:t xml:space="preserve">It’s located very conveniently, just a few minutes away.</ns0:t>
+      </ns0:r>
+      <ns0:r>
+        <ns0:t xml:space="preserve"> </ns0:t>
+      </ns0:r>
+      <ns0:r>
+        <ns0:t xml:space="preserve">And they often do reduce rates if you’re staying long term. And then the backpackers’ hostel is always very popular, though it can be busy at this time of year.</ns0:t>
       </ns0:r>
     </ns0:p>
     <ns0:p>
@@ -6928,7 +6845,7 @@
         <ns0:pStyle ns0:val="CDTranscriptContent"/>
       </ns0:pPr>
       <ns0:r>
-        <ns0:t xml:space="preserve">Okay, so, the work itself. This summer, the weather's been pretty mixed. We've had a bit of everything and</ns0:t>
+        <ns0:t xml:space="preserve">Okay, so, the work itself. This summer, the weather’s been pretty mixed. We’ve had a bit of everything and</ns0:t>
       </ns0:r>
       <ns0:r>
         <ns0:t xml:space="preserve"> </ns0:t>
@@ -6941,17 +6858,7 @@
         <ns0:t xml:space="preserve">the forecasts have always been wrong</ns0:t>
       </ns0:r>
       <ns0:r>
-        <ns0:rPr>
-          <ns0:i/>
-          <ns0:iCs/>
-        </ns0:rPr>
-        <ns0:t xml:space="preserve">.</ns0:t>
-      </ns0:r>
-      <ns0:r>
-        <ns0:t xml:space="preserve"> </ns0:t>
-      </ns0:r>
-      <ns0:r>
-        <ns0:t xml:space="preserve">So some of the apples and pears aren't in great condition. That said, this season's been better than some we've had recently. And the autumn looks like it's going to be great, so we should have ideal conditions for the harvest.</ns0:t>
+        <ns0:t xml:space="preserve">. So some of the apples and pears aren’t in great condition. That said, this season’s been better than some we’ve had recently. And the autumn looks like it’s going to be great, so we should have ideal conditions for the harvest.</ns0:t>
       </ns0:r>
     </ns0:p>
     <ns0:p>
@@ -6959,7 +6866,7 @@
         <ns0:pStyle ns0:val="CDTranscriptContent"/>
       </ns0:pPr>
       <ns0:r>
-        <ns0:t xml:space="preserve">So, there are a number of different jobs to do. Most of you will be fruit picking. We'll give all the fruit pickers gloves to wear to protect your fingers so you won't hurt yourselves. We'll also be looking for some tractor drivers. Their job is to collect the full baskets of fruit and take them to the shed. I should say… In this country, anyone is allowed to drive a tractor on farmland once they're 13, rather than 18 as in some countries. However, we do have certain rules that are specific to our farm. You don't need to have done farm work before. But here</ns0:t>
+        <ns0:t xml:space="preserve">So, there are a number of different jobs to do. Most of you will be fruit picking. We’ll give all the fruit pickers gloves to wear to protect your fingers so you won’t hurt yourselves. We’ll also be looking for some tractor drivers. Their job is to collect the full baskets of fruit and take them to the shed. I should say... In this country, anyone is allowed to drive a tractor on farmland once they’re 13, rather than 18 as in some countries. However, we do have certain rules that are specific to our farm. You don’t need to have done farm work before. But here</ns0:t>
       </ns0:r>
       <ns0:r>
         <ns0:t xml:space="preserve"> </ns0:t>
@@ -6977,23 +6884,23 @@
         <ns0:pStyle ns0:val="CDTranscriptContent"/>
       </ns0:pPr>
       <ns0:r>
-        <ns0:t xml:space="preserve">Then there are also lots of jobs working inside the shed. This involves sorting the fruit and cleaning it if necessary. There's a lot of heavy machinery in the shed, so</ns0:t>
-      </ns0:r>
-      <ns0:r>
-        <ns0:t xml:space="preserve"> </ns0:t>
-      </ns0:r>
-      <ns0:r>
-        <ns0:rPr>
-          <ns0:b/>
-          <ns0:bCs/>
-        </ns0:rPr>
-        <ns0:t xml:space="preserve">when that's operating you must wear your ear protection.</ns0:t>
-      </ns0:r>
-      <ns0:r>
-        <ns0:t xml:space="preserve"> </ns0:t>
-      </ns0:r>
-      <ns0:r>
-        <ns0:t xml:space="preserve">The big advantage is the shed's fully air conditioned, so it's a pleasant environment regardless of what the weather's doing outside.</ns0:t>
+        <ns0:t xml:space="preserve">Then there are also lots of jobs working inside the shed. This involves sorting the fruit and cleaning it if necessary. There’s a lot of heavy machinery in the shed, so</ns0:t>
+      </ns0:r>
+      <ns0:r>
+        <ns0:t xml:space="preserve"> </ns0:t>
+      </ns0:r>
+      <ns0:r>
+        <ns0:rPr>
+          <ns0:b/>
+          <ns0:bCs/>
+        </ns0:rPr>
+        <ns0:t xml:space="preserve">when that’s operating you must wear your ear protection.</ns0:t>
+      </ns0:r>
+      <ns0:r>
+        <ns0:t xml:space="preserve"> </ns0:t>
+      </ns0:r>
+      <ns0:r>
+        <ns0:t xml:space="preserve">The big advantage is the shed’s fully air conditioned, so it’s a pleasant environment regardless of what the weather’s doing outside.</ns0:t>
       </ns0:r>
     </ns0:p>
     <ns0:p>
@@ -7001,7 +6908,7 @@
         <ns0:pStyle ns0:val="CDTranscriptContent"/>
       </ns0:pPr>
       <ns0:r>
-        <ns0:t xml:space="preserve">Alright, well, whatever job you do, I'll just give you some final advice. When you're picking the fruit, sometimes you can break off a small branch. That's not something you need to be worried about. It'll grow back. Also,</ns0:t>
+        <ns0:t xml:space="preserve">Alright, well, whatever job you do, I’ll just give you some final advice. When you’re picking the fruit, sometimes you can break off a small branch. That’s not something you need to be worried about. It’ll grow back. Also,</ns0:t>
       </ns0:r>
       <ns0:r>
         <ns0:t xml:space="preserve"> </ns0:t>
@@ -7017,7 +6924,7 @@
         <ns0:t xml:space="preserve"> </ns0:t>
       </ns0:r>
       <ns0:r>
-        <ns0:t xml:space="preserve">And if you've got a mobile or cell, keep it with you at all times in case there's an emergency.</ns0:t>
+        <ns0:t xml:space="preserve">And if you’ve got a mobile or cell, keep it with you at all times in case there’s an emergency.</ns0:t>
       </ns0:r>
     </ns0:p>
     <ns0:p>
@@ -7032,7 +6939,7 @@
         <ns0:pStyle ns0:val="CDTranscriptContent"/>
       </ns0:pPr>
       <ns0:r>
-        <ns0:t xml:space="preserve">Alright, I'd like to quickly go over where everything is located. So look at your maps of Parsons Fruit Farm and find the main yard. It's towards the bottom of your maps. That really is the center of the farm. Okay, the first place I'll mention is the workshop. This is close to the main yard. But you actually have to leave the yard to get into it. So you need to take the road that goes out to the orchards and</ns0:t>
+        <ns0:t xml:space="preserve">Alright, I’d like to quickly go over where everything is located. So look at your maps of Parsons Fruit Farm and find the main yard. It’s towards the bottom of your maps. That really is the center of the farm. Okay, the first place I’ll mention is the workshop. This is close to the main yard. But you actually have to leave the yard to get into it. So you need to take the road that goes out to the orchards and</ns0:t>
       </ns0:r>
       <ns0:r>
         <ns0:t xml:space="preserve"> </ns0:t>
@@ -7050,17 +6957,17 @@
         <ns0:pStyle ns0:val="CDTranscriptContent"/>
       </ns0:pPr>
       <ns0:r>
-        <ns0:t xml:space="preserve">Then, the lunchroom. On the north side of the map there's a road that curves sharply round to the left. Halfway round this bend you'll find the entrance to the lunchroom.</ns0:t>
-      </ns0:r>
-      <ns0:r>
-        <ns0:t xml:space="preserve"> </ns0:t>
-      </ns0:r>
-      <ns0:r>
-        <ns0:rPr>
-          <ns0:b/>
-          <ns0:bCs/>
-        </ns0:rPr>
-        <ns0:t xml:space="preserve">It's a pretty place, next to the river and also beside a little wood.</ns0:t>
+        <ns0:t xml:space="preserve">Then, the lunchroom. On the north side of the map there’s a road that curves sharply round to the left. Halfway round this bend you’ll find the entrance to the lunchroom.</ns0:t>
+      </ns0:r>
+      <ns0:r>
+        <ns0:t xml:space="preserve"> </ns0:t>
+      </ns0:r>
+      <ns0:r>
+        <ns0:rPr>
+          <ns0:b/>
+          <ns0:bCs/>
+        </ns0:rPr>
+        <ns0:t xml:space="preserve">It’s a pretty place, next to the river and also beside a little wood.</ns0:t>
       </ns0:r>
     </ns0:p>
     <ns0:p>
@@ -7068,17 +6975,17 @@
         <ns0:pStyle ns0:val="CDTranscriptContent"/>
       </ns0:pPr>
       <ns0:r>
-        <ns0:t xml:space="preserve">You also need to be able to find the farm office. So, if you look at the main yard, you'll see there's a number of different buildings located around it. And</ns0:t>
-      </ns0:r>
-      <ns0:r>
-        <ns0:t xml:space="preserve"> </ns0:t>
-      </ns0:r>
-      <ns0:r>
-        <ns0:rPr>
-          <ns0:b/>
-          <ns0:bCs/>
-        </ns0:rPr>
-        <ns0:t xml:space="preserve">the farm office is the smallest one. It's on the south side.</ns0:t>
+        <ns0:t xml:space="preserve">You also need to be able to find the farm office. So, if you look at the main yard, you’ll see there’s a number of different buildings located around it. And</ns0:t>
+      </ns0:r>
+      <ns0:r>
+        <ns0:t xml:space="preserve"> </ns0:t>
+      </ns0:r>
+      <ns0:r>
+        <ns0:rPr>
+          <ns0:b/>
+          <ns0:bCs/>
+        </ns0:rPr>
+        <ns0:t xml:space="preserve">the farm office is the smallest one. It’s on the south side.</ns0:t>
       </ns0:r>
     </ns0:p>
     <ns0:p>
@@ -7086,17 +6993,17 @@
         <ns0:pStyle ns0:val="CDTranscriptContent"/>
       </ns0:pPr>
       <ns0:r>
-        <ns0:t xml:space="preserve">Then the first aid room. Now, this is close to the main yard, so it's quick to get there. And it's actually more or less in the middle of your maps.</ns0:t>
-      </ns0:r>
-      <ns0:r>
-        <ns0:t xml:space="preserve"> </ns0:t>
-      </ns0:r>
-      <ns0:r>
-        <ns0:rPr>
-          <ns0:b/>
-          <ns0:bCs/>
-        </ns0:rPr>
-        <ns0:t xml:space="preserve">That little building that's attached to the farmhouse.</ns0:t>
+        <ns0:t xml:space="preserve">Then the first aid room. Now, this is close to the main yard, so it’s quick to get there. And it’s actually more or less in the middle of your maps.</ns0:t>
+      </ns0:r>
+      <ns0:r>
+        <ns0:t xml:space="preserve"> </ns0:t>
+      </ns0:r>
+      <ns0:r>
+        <ns0:rPr>
+          <ns0:b/>
+          <ns0:bCs/>
+        </ns0:rPr>
+        <ns0:t xml:space="preserve">That little building that’s attached to the farmhouse.</ns0:t>
       </ns0:r>
     </ns0:p>
     <ns0:p>
@@ -7114,13 +7021,13 @@
           <ns0:b/>
           <ns0:bCs/>
         </ns0:rPr>
-        <ns0:t xml:space="preserve">The store is down that road. If you come to the vegetable gardens, you've gone too far.</ns0:t>
-      </ns0:r>
-      <ns0:r>
-        <ns0:t xml:space="preserve"> </ns0:t>
-      </ns0:r>
-      <ns0:r>
-        <ns0:t xml:space="preserve">Now the other thing is, the farmhouse is further than you'd expect.</ns0:t>
+        <ns0:t xml:space="preserve">The store is down that road. If you come to the vegetable gardens, you’ve gone too far.</ns0:t>
+      </ns0:r>
+      <ns0:r>
+        <ns0:t xml:space="preserve"> </ns0:t>
+      </ns0:r>
+      <ns0:r>
+        <ns0:t xml:space="preserve">Now the other thing is, the farmhouse is further than you’d expect.</ns0:t>
       </ns0:r>
     </ns0:p>
     <ns0:p>
@@ -7140,16 +7047,6 @@
         <ns0:pStyle ns0:val="CDTranscriptContent"/>
       </ns0:pPr>
       <ns0:r>
-        <ns0:rPr>
-          <ns0:b/>
-          <ns0:bCs/>
-        </ns0:rPr>
-        <ns0:t xml:space="preserve">Lecturer:</ns0:t>
-      </ns0:r>
-      <ns0:r>
-        <ns0:t xml:space="preserve"> </ns0:t>
-      </ns0:r>
-      <ns0:r>
         <ns0:t xml:space="preserve">Good afternoon. As you know, the world is running out of fossil fuels - that is, crude oil, coal and natural gas. As an alternative, certain plants are now being considered as biofuels, which are fuels made from organic plant material. These are possible sources of energy once the fossil fuels have gone forever.</ns0:t>
       </ns0:r>
     </ns0:p>
@@ -7158,7 +7055,7 @@
         <ns0:pStyle ns0:val="CDTranscriptContent"/>
       </ns0:pPr>
       <ns0:r>
-        <ns0:t xml:space="preserve">Well, one such plant goes by the name of Jatropha. It was first a native of Central America, and it's now found across the world. A few things that make this plant especially attractive is that</ns0:t>
+        <ns0:t xml:space="preserve">Well, one such plant goes by the name of Jatropha. It was first a native of Central America, and it’s now found across the world. A few things that make this plant especially attractive is that</ns0:t>
       </ns0:r>
       <ns0:r>
         <ns0:t xml:space="preserve"> </ns0:t>
@@ -7181,23 +7078,23 @@
           <ns0:b/>
           <ns0:bCs/>
         </ns0:rPr>
-        <ns0:t xml:space="preserve">And for up to three years, it's resistant to drought.</ns0:t>
-      </ns0:r>
-      <ns0:r>
-        <ns0:t xml:space="preserve"> </ns0:t>
-      </ns0:r>
-      <ns0:r>
-        <ns0:t xml:space="preserve">That's right, it can do without rain for that long. And even if it's not actually a plant that people can eat,</ns0:t>
-      </ns0:r>
-      <ns0:r>
-        <ns0:t xml:space="preserve"> </ns0:t>
-      </ns0:r>
-      <ns0:r>
-        <ns0:rPr>
-          <ns0:b/>
-          <ns0:bCs/>
-        </ns0:rPr>
-        <ns0:t xml:space="preserve">it's still worth having it on your land as it prevents erosion.</ns0:t>
+        <ns0:t xml:space="preserve">And for up to three years, it’s resistant to drought.</ns0:t>
+      </ns0:r>
+      <ns0:r>
+        <ns0:t xml:space="preserve"> </ns0:t>
+      </ns0:r>
+      <ns0:r>
+        <ns0:t xml:space="preserve">That’s right, it can do without rain for that long. And even if it’s not actually a plant that people can eat,</ns0:t>
+      </ns0:r>
+      <ns0:r>
+        <ns0:t xml:space="preserve"> </ns0:t>
+      </ns0:r>
+      <ns0:r>
+        <ns0:rPr>
+          <ns0:b/>
+          <ns0:bCs/>
+        </ns0:rPr>
+        <ns0:t xml:space="preserve">it’s still worth having it on your land as it prevents erosion.</ns0:t>
       </ns0:r>
       <ns0:r>
         <ns0:t xml:space="preserve"> </ns0:t>
@@ -7211,7 +7108,7 @@
         <ns0:pStyle ns0:val="CDTranscriptContent"/>
       </ns0:pPr>
       <ns0:r>
-        <ns0:t xml:space="preserve">Furthermore, Jatropha seeds can be slowly distilled to produce diesel oil. And it's this kind of fuel, of course, that's of interest to scientists and power companies. After processing, the seeds can yield up to four times the oil that soybean can, and</ns0:t>
+        <ns0:t xml:space="preserve">Furthermore, Jatropha seeds can be slowly distilled to produce diesel oil. And it’s this kind of fuel, of course, that’s of interest to scientists and power companies. After processing, the seeds can yield up to four times the oil that soybean can, and</ns0:t>
       </ns0:r>
       <ns0:r>
         <ns0:t xml:space="preserve"> </ns0:t>
@@ -7227,7 +7124,7 @@
         <ns0:t xml:space="preserve"> </ns0:t>
       </ns0:r>
       <ns0:r>
-        <ns0:t xml:space="preserve">So you can see why it's causing such interest. And not much is wasted in the processing procedure either. After the oil has been extracted from the seeds, the residue is processed into biomass, which can run power stations, which in turn can provide electricity for thousands of local homes.</ns0:t>
+        <ns0:t xml:space="preserve">So you can see why it’s causing such interest. And not much is wasted in the processing procedure either. After the oil has been extracted from the seeds, the residue is processed into biomass, which can run power stations, which in turn can provide electricity for thousands of local homes.</ns0:t>
       </ns0:r>
     </ns0:p>
     <ns0:p>
@@ -7235,7 +7132,7 @@
         <ns0:pStyle ns0:val="CDTranscriptContent"/>
       </ns0:pPr>
       <ns0:r>
-        <ns0:t xml:space="preserve">Also, whereas our fossil fuels cannot be replaced, the energy produced by biofuels such as Jatropha is renewable. It's not going to run out because the plants just go on growing.</ns0:t>
+        <ns0:t xml:space="preserve">Also, whereas our fossil fuels cannot be replaced, the energy produced by biofuels such as Jatropha is renewable. It’s not going to run out because the plants just go on growing.</ns0:t>
       </ns0:r>
     </ns0:p>
     <ns0:p>
@@ -7243,7 +7140,7 @@
         <ns0:pStyle ns0:val="CDTranscriptContent"/>
       </ns0:pPr>
       <ns0:r>
-        <ns0:t xml:space="preserve">There's no doubt that it is a remarkable plant, and one that has been very beneficial to man. In various African communities, it's been used to operate water pumps and refrigerate medicines.</ns0:t>
+        <ns0:t xml:space="preserve">There’s no doubt that it is a remarkable plant, and one that has been very beneficial to man. In various African communities, it’s been used to operate water pumps and refrigerate medicines.</ns0:t>
       </ns0:r>
       <ns0:r>
         <ns0:t xml:space="preserve"> </ns0:t>
@@ -7287,17 +7184,17 @@
         <ns0:pStyle ns0:val="CDTranscriptContent"/>
       </ns0:pPr>
       <ns0:r>
-        <ns0:t xml:space="preserve">Anyway, that's not what the European corporations who are buying vast amounts of land for Jatropha plantations are focusing on. They claim that people who are dependent on rural economies will benefit from growing Jatropha, and that it will help them bring an end to poverty by providing a long-term local industry. They also point out that few or no modifications would be necessary in modern diesel engines, since they were originally designed to run on biofuels such as peanut oil and ethanol anyway. Of course,</ns0:t>
-      </ns0:r>
-      <ns0:r>
-        <ns0:t xml:space="preserve"> </ns0:t>
-      </ns0:r>
-      <ns0:r>
-        <ns0:rPr>
-          <ns0:b/>
-          <ns0:bCs/>
-        </ns0:rPr>
-        <ns0:t xml:space="preserve">when the plants are burnt they release carbon dioxide, but they absorb great amounts when they're growing</ns0:t>
+        <ns0:t xml:space="preserve">Anyway, that’s not what the European corporations who are buying vast amounts of land for Jatropha plantations are focusing on. They claim that people who are dependent on rural economies will benefit from growing Jatropha, and that it will help them bring an end to poverty by providing a long-term local industry. They also point out that few or no modifications would be necessary in modern diesel engines, since they were originally designed to run on biofuels such as peanut oil and ethanol anyway. Of course,</ns0:t>
+      </ns0:r>
+      <ns0:r>
+        <ns0:t xml:space="preserve"> </ns0:t>
+      </ns0:r>
+      <ns0:r>
+        <ns0:rPr>
+          <ns0:b/>
+          <ns0:bCs/>
+        </ns0:rPr>
+        <ns0:t xml:space="preserve">when the plants are burnt they release carbon dioxide, but they absorb great amounts when they’re growing</ns0:t>
       </ns0:r>
       <ns0:r>
         <ns0:t xml:space="preserve">, making them a considerably greener alternative to fossil fuels.</ns0:t>
@@ -7324,7 +7221,7 @@
         <ns0:pStyle ns0:val="CDTranscriptContent"/>
       </ns0:pPr>
       <ns0:r>
-        <ns0:t xml:space="preserve">There's also the concern over environmental damage. In order to provide land for palm oil or sugar cane plantations for instance, companies are cutting down vast areas of rainforest which can never be replaced, and</ns0:t>
+        <ns0:t xml:space="preserve">There’s also the concern over environmental damage. In order to provide land for palm oil or sugar cane plantations for instance, companies are cutting down vast areas of rainforest which can never be replaced, and</ns0:t>
       </ns0:r>
       <ns0:r>
         <ns0:t xml:space="preserve"> </ns0:t>
@@ -7356,8 +7253,8 @@
         <ns0:t xml:space="preserve">. Furthermore, opponents also reject the idea that biofuels are a carbon-neutral source of energy, and say that the machinery used to harvest them produces greenhouse gases.</ns0:t>
       </ns0:r>
     </ns0:p>
-    <ns0:bookmarkEnd ns0:id="24"/>
-    <ns0:bookmarkStart ns0:id="25" ns0:name="từ-vựng"/>
+    <ns0:bookmarkEnd ns0:id="25"/>
+    <ns0:bookmarkStart ns0:id="26" ns0:name="từ-vựng"/>
     <ns0:p>
       <ns0:pPr>
         <ns0:pStyle ns0:val="Heading2"/>
@@ -7909,7 +7806,7 @@
               <ns0:pStyle ns0:val="Compact"/>
             </ns0:pPr>
             <ns0:r>
-              <ns0:t xml:space="preserve">Jatropha's oil productivity is</ns0:t>
+              <ns0:t xml:space="preserve">Jatropha’s oil productivity is</ns0:t>
             </ns0:r>
             <ns0:r>
               <ns0:t xml:space="preserve"> </ns0:t>
@@ -7997,7 +7894,7 @@
         </ns0:tc>
       </ns0:tr>
     </ns0:tbl>
-    <ns0:bookmarkEnd ns0:id="25"/>
+    <ns0:bookmarkEnd ns0:id="26"/>
     <ns0:sectPr>
       <ns0:headerReference ns3:id="rId1" ns0:type="default"/>
       <ns0:headerReference ns3:id="rId2" ns0:type="first"/>
